--- a/00-首页/题组Word/习题书/第一篇-化学原理/第一篇-化学原理-99-综合题-教师版.docx
+++ b/00-首页/题组Word/习题书/第一篇-化学原理/第一篇-化学原理-99-综合题-教师版.docx
@@ -2228,127 +2228,31 @@
         <w:rPr>
           <w:rFonts w:hint="eastAsia" w:ascii="Times New Roman" w:hAnsi="Times New Roman" w:eastAsia="Times New Roman" w:cs="Times New Roman"/>
         </w:rPr>
+        <w:t>，</w:t>
+      </w:r>
+      <w:r>
+        <w:rPr>
+          <w:rFonts w:hint="eastAsia" w:ascii="Times New Roman" w:hAnsi="Times New Roman" w:eastAsia="FangSong" w:cs="Times New Roman"/>
+        </w:rPr>
+        <w:t>元素身份待补</w:t>
+      </w:r>
+      <w:r>
+        <w:rPr>
+          <w:rFonts w:hint="eastAsia" w:ascii="Times New Roman" w:hAnsi="Times New Roman" w:eastAsia="Times New Roman" w:cs="Times New Roman"/>
+        </w:rPr>
         <w:t>；</w:t>
       </w:r>
       <w:r>
         <w:rPr>
           <w:rFonts w:hint="eastAsia" w:ascii="Times New Roman" w:hAnsi="Times New Roman" w:eastAsia="FangSong" w:cs="Times New Roman"/>
         </w:rPr>
-        <w:t>据答案区</w:t>
-      </w:r>
-      <w:r>
-        <w:rPr>
-          <w:rFonts w:hint="eastAsia" w:ascii="Times New Roman" w:hAnsi="Times New Roman" w:eastAsia="Times New Roman" w:cs="Times New Roman"/>
-        </w:rPr>
-        <w:t>”C</w:t>
-      </w:r>
-      <w:r>
-        <w:rPr>
-          <w:rFonts w:ascii="Times New Roman" w:hAnsi="Times New Roman" w:eastAsia="Times New Roman" w:cs="Times New Roman"/>
-        </w:rPr>
-        <w:t xml:space="preserve"> </w:t>
-      </w:r>
-      <w:r>
-        <w:rPr>
-          <w:rFonts w:hint="eastAsia" w:ascii="Times New Roman" w:hAnsi="Times New Roman" w:eastAsia="FangSong" w:cs="Times New Roman"/>
-        </w:rPr>
-        <w:t>为氟元素</w:t>
-      </w:r>
-      <w:r>
-        <w:rPr>
-          <w:rFonts w:hint="eastAsia" w:ascii="Times New Roman" w:hAnsi="Times New Roman" w:eastAsia="Times New Roman" w:cs="Times New Roman"/>
-        </w:rPr>
-        <w:t>、B</w:t>
-      </w:r>
-      <w:r>
-        <w:rPr>
-          <w:rFonts w:ascii="Times New Roman" w:hAnsi="Times New Roman" w:eastAsia="Times New Roman" w:cs="Times New Roman"/>
-        </w:rPr>
-        <w:t xml:space="preserve"> </w:t>
-      </w:r>
-      <w:r>
-        <w:rPr>
-          <w:rFonts w:hint="eastAsia" w:ascii="Times New Roman" w:hAnsi="Times New Roman" w:eastAsia="FangSong" w:cs="Times New Roman"/>
-        </w:rPr>
-        <w:t>为氧元素</w:t>
-      </w:r>
-      <w:r>
-        <w:rPr>
-          <w:rFonts w:hint="eastAsia" w:ascii="Times New Roman" w:hAnsi="Times New Roman" w:eastAsia="Times New Roman" w:cs="Times New Roman"/>
-        </w:rPr>
-        <w:t>、A</w:t>
-      </w:r>
-      <w:r>
-        <w:rPr>
-          <w:rFonts w:ascii="Times New Roman" w:hAnsi="Times New Roman" w:eastAsia="Times New Roman" w:cs="Times New Roman"/>
-        </w:rPr>
-        <w:t xml:space="preserve"> </w:t>
-      </w:r>
-      <w:r>
-        <w:rPr>
-          <w:rFonts w:hint="eastAsia" w:ascii="Times New Roman" w:hAnsi="Times New Roman" w:eastAsia="FangSong" w:cs="Times New Roman"/>
-        </w:rPr>
-        <w:t>为碳元素</w:t>
-      </w:r>
-      <w:r>
-        <w:rPr>
-          <w:rFonts w:hint="eastAsia" w:ascii="Times New Roman" w:hAnsi="Times New Roman" w:eastAsia="Times New Roman" w:cs="Times New Roman"/>
-        </w:rPr>
-        <w:t>、D</w:t>
-      </w:r>
-      <w:r>
-        <w:rPr>
-          <w:rFonts w:ascii="Times New Roman" w:hAnsi="Times New Roman" w:eastAsia="Times New Roman" w:cs="Times New Roman"/>
-        </w:rPr>
-        <w:t xml:space="preserve"> </w:t>
-      </w:r>
-      <w:r>
-        <w:rPr>
-          <w:rFonts w:hint="eastAsia" w:ascii="Times New Roman" w:hAnsi="Times New Roman" w:eastAsia="FangSong" w:cs="Times New Roman"/>
-        </w:rPr>
-        <w:t>为硫元素</w:t>
-      </w:r>
-      <w:r>
-        <w:rPr>
-          <w:rFonts w:hint="eastAsia" w:ascii="Times New Roman" w:hAnsi="Times New Roman" w:eastAsia="Times New Roman" w:cs="Times New Roman"/>
-        </w:rPr>
-        <w:t>、E</w:t>
-      </w:r>
-      <w:r>
-        <w:rPr>
-          <w:rFonts w:ascii="Times New Roman" w:hAnsi="Times New Roman" w:eastAsia="Times New Roman" w:cs="Times New Roman"/>
-        </w:rPr>
-        <w:t xml:space="preserve"> </w:t>
-      </w:r>
-      <w:r>
-        <w:rPr>
-          <w:rFonts w:hint="eastAsia" w:ascii="Times New Roman" w:hAnsi="Times New Roman" w:eastAsia="FangSong" w:cs="Times New Roman"/>
-        </w:rPr>
-        <w:t>为氯元素</w:t>
-      </w:r>
-      <w:r>
-        <w:rPr>
-          <w:rFonts w:hint="eastAsia" w:ascii="Times New Roman" w:hAnsi="Times New Roman" w:eastAsia="Times New Roman" w:cs="Times New Roman"/>
-        </w:rPr>
-        <w:t>”</w:t>
-      </w:r>
-      <w:r>
-        <w:rPr>
-          <w:rFonts w:hint="eastAsia" w:ascii="Times New Roman" w:hAnsi="Times New Roman" w:eastAsia="FangSong" w:cs="Times New Roman"/>
-        </w:rPr>
-        <w:t>重构</w:t>
-      </w:r>
-      <w:r>
-        <w:rPr>
-          <w:rFonts w:hint="eastAsia" w:ascii="Times New Roman" w:hAnsi="Times New Roman" w:eastAsia="Times New Roman" w:cs="Times New Roman"/>
-        </w:rPr>
-        <w:t>——A</w:t>
-      </w:r>
-      <w:r>
-        <w:rPr>
-          <w:rFonts w:ascii="Times New Roman" w:hAnsi="Times New Roman" w:eastAsia="Times New Roman" w:cs="Times New Roman"/>
-        </w:rPr>
-        <w:t xml:space="preserve"> </w:t>
+        <w:t>已知</w:t>
+      </w:r>
+      <w:r>
+        <w:rPr>
+          <w:rFonts w:ascii="Times New Roman" w:hAnsi="Times New Roman" w:eastAsia="Times New Roman" w:cs="Times New Roman"/>
+        </w:rPr>
+        <w:t xml:space="preserve"> A </w:t>
       </w:r>
       <w:r>
         <w:rPr>

--- a/00-首页/题组Word/习题书/第一篇-化学原理/第一篇-化学原理-99-综合题-教师版.docx
+++ b/00-首页/题组Word/习题书/第一篇-化学原理/第一篇-化学原理-99-综合题-教师版.docx
@@ -1488,12 +1488,53 @@
     <w:p>
       <w:pPr>
         <w:pStyle w:val="BodyText"/>
+        <w:ind w:left="480" w:hanging="480"/>
+        <w:spacing w:after="0"/>
       </w:pPr>
       <w:r>
         <w:rPr>
           <w:rFonts w:ascii="Times New Roman" w:hAnsi="Times New Roman" w:eastAsia="Times New Roman" w:cs="Times New Roman"/>
         </w:rPr>
-        <w:t xml:space="preserve">A. ①③④　B. ①④⑥　C. ②⑤　D. ①⑤</w:t>
+        <w:t xml:space="preserve">A. ①③④　</w:t>
+      </w:r>
+    </w:p>
+    <w:p>
+      <w:pPr>
+        <w:pStyle w:val="BodyText"/>
+        <w:ind w:left="480" w:hanging="480"/>
+        <w:spacing w:before="0" w:after="0"/>
+      </w:pPr>
+      <w:r>
+        <w:rPr>
+          <w:rFonts w:ascii="Times New Roman" w:hAnsi="Times New Roman" w:eastAsia="Times New Roman" w:cs="Times New Roman"/>
+        </w:rPr>
+        <w:t xml:space="preserve">B. ①④⑥　</w:t>
+      </w:r>
+    </w:p>
+    <w:p>
+      <w:pPr>
+        <w:pStyle w:val="BodyText"/>
+        <w:ind w:left="480" w:hanging="480"/>
+        <w:spacing w:before="0" w:after="0"/>
+      </w:pPr>
+      <w:r>
+        <w:rPr>
+          <w:rFonts w:ascii="Times New Roman" w:hAnsi="Times New Roman" w:eastAsia="Times New Roman" w:cs="Times New Roman"/>
+        </w:rPr>
+        <w:t xml:space="preserve">C. ②⑤　</w:t>
+      </w:r>
+    </w:p>
+    <w:p>
+      <w:pPr>
+        <w:pStyle w:val="BodyText"/>
+        <w:ind w:left="480" w:hanging="480"/>
+        <w:spacing w:before="0" w:after="180"/>
+      </w:pPr>
+      <w:r>
+        <w:rPr>
+          <w:rFonts w:ascii="Times New Roman" w:hAnsi="Times New Roman" w:eastAsia="Times New Roman" w:cs="Times New Roman"/>
+        </w:rPr>
+        <w:t xml:space="preserve">D. ①⑤</w:t>
       </w:r>
     </w:p>
     <w:p>
@@ -4842,7 +4883,7 @@
         </w:rPr>
         <w:drawing>
           <wp:inline>
-            <wp:extent cx="3240000" cy="3132765"/>
+            <wp:extent cx="3217020" cy="3132765"/>
             <wp:effectExtent b="0" l="0" r="0" t="0"/>
             <wp:docPr descr="" title="" id="15" name="Picture"/>
             <a:graphic>
@@ -4863,7 +4904,7 @@
                   <pic:spPr bwMode="auto">
                     <a:xfrm>
                       <a:off x="0" y="0"/>
-                      <a:ext cx="3240000" cy="3132765"/>
+                      <a:ext cx="3217020" cy="3132765"/>
                     </a:xfrm>
                     <a:prstGeom prst="rect">
                       <a:avLst/>
@@ -4885,6 +4926,8 @@
     <w:p>
       <w:pPr>
         <w:pStyle w:val="BodyText"/>
+        <w:ind w:left="480" w:hanging="480"/>
+        <w:spacing w:after="0"/>
       </w:pPr>
       <w:r>
         <w:rPr>
@@ -4972,7 +5015,20 @@
         <w:rPr>
           <w:rFonts w:ascii="Times New Roman" w:hAnsi="Times New Roman" w:eastAsia="Times New Roman" w:cs="Times New Roman"/>
         </w:rPr>
-        <w:t xml:space="preserve">　B. Ⅰ </w:t>
+        <w:t xml:space="preserve">　</w:t>
+      </w:r>
+    </w:p>
+    <w:p>
+      <w:pPr>
+        <w:pStyle w:val="BodyText"/>
+        <w:ind w:left="480" w:hanging="480"/>
+        <w:spacing w:before="0" w:after="0"/>
+      </w:pPr>
+      <w:r>
+        <w:rPr>
+          <w:rFonts w:ascii="Times New Roman" w:hAnsi="Times New Roman" w:eastAsia="Times New Roman" w:cs="Times New Roman"/>
+        </w:rPr>
+        <w:t xml:space="preserve">B. Ⅰ </w:t>
       </w:r>
       <w:r>
         <w:rPr>
@@ -5045,7 +5101,20 @@
         <w:rPr>
           <w:rFonts w:ascii="Times New Roman" w:hAnsi="Times New Roman" w:eastAsia="Times New Roman" w:cs="Times New Roman"/>
         </w:rPr>
-        <w:t xml:space="preserve">　C. Ⅰ </w:t>
+        <w:t xml:space="preserve">　</w:t>
+      </w:r>
+    </w:p>
+    <w:p>
+      <w:pPr>
+        <w:pStyle w:val="BodyText"/>
+        <w:ind w:left="480" w:hanging="480"/>
+        <w:spacing w:before="0" w:after="0"/>
+      </w:pPr>
+      <w:r>
+        <w:rPr>
+          <w:rFonts w:ascii="Times New Roman" w:hAnsi="Times New Roman" w:eastAsia="Times New Roman" w:cs="Times New Roman"/>
+        </w:rPr>
+        <w:t xml:space="preserve">C. Ⅰ </w:t>
       </w:r>
       <w:r>
         <w:rPr>
@@ -5127,7 +5196,20 @@
         <w:rPr>
           <w:rFonts w:ascii="Times New Roman" w:hAnsi="Times New Roman" w:eastAsia="Times New Roman" w:cs="Times New Roman"/>
         </w:rPr>
-        <w:t xml:space="preserve">　D. Ⅰ </w:t>
+        <w:t xml:space="preserve">　</w:t>
+      </w:r>
+    </w:p>
+    <w:p>
+      <w:pPr>
+        <w:pStyle w:val="BodyText"/>
+        <w:ind w:left="480" w:hanging="480"/>
+        <w:spacing w:before="0" w:after="180"/>
+      </w:pPr>
+      <w:r>
+        <w:rPr>
+          <w:rFonts w:ascii="Times New Roman" w:hAnsi="Times New Roman" w:eastAsia="Times New Roman" w:cs="Times New Roman"/>
+        </w:rPr>
+        <w:t xml:space="preserve">D. Ⅰ </w:t>
       </w:r>
       <w:r>
         <w:rPr>
@@ -10685,10 +10767,6 @@
     <w:p>
       <w:pPr>
         <w:pStyle w:val="Compact"/>
-        <w:numPr>
-          <w:ilvl w:val="0"/>
-          <w:numId w:val="1006"/>
-        </w:numPr>
       </w:pPr>
       <w:r>
         <w:rPr>
@@ -10874,10 +10952,6 @@
     <w:p>
       <w:pPr>
         <w:pStyle w:val="Compact"/>
-        <w:numPr>
-          <w:ilvl w:val="0"/>
-          <w:numId w:val="1007"/>
-        </w:numPr>
       </w:pPr>
       <w:r>
         <w:rPr>
@@ -10995,10 +11069,6 @@
     <w:p>
       <w:pPr>
         <w:pStyle w:val="Compact"/>
-        <w:numPr>
-          <w:ilvl w:val="0"/>
-          <w:numId w:val="1008"/>
-        </w:numPr>
       </w:pPr>
       <w:r>
         <w:rPr>
@@ -13392,7 +13462,7 @@
         </w:rPr>
         <w:drawing>
           <wp:inline>
-            <wp:extent cx="3600000" cy="994662"/>
+            <wp:extent cx="3599998" cy="994662"/>
             <wp:effectExtent b="0" l="0" r="0" t="0"/>
             <wp:docPr descr="" title="" id="23" name="Picture"/>
             <a:graphic>
@@ -13413,7 +13483,7 @@
                   <pic:spPr bwMode="auto">
                     <a:xfrm>
                       <a:off x="0" y="0"/>
-                      <a:ext cx="3600000" cy="994662"/>
+                      <a:ext cx="3599998" cy="994662"/>
                     </a:xfrm>
                     <a:prstGeom prst="rect">
                       <a:avLst/>
@@ -16168,12 +16238,53 @@
     <w:p>
       <w:pPr>
         <w:pStyle w:val="BodyText"/>
+        <w:ind w:left="480" w:hanging="480"/>
+        <w:spacing w:after="0"/>
       </w:pPr>
       <w:r>
         <w:rPr>
           <w:rFonts w:ascii="Times New Roman" w:hAnsi="Times New Roman" w:eastAsia="Times New Roman" w:cs="Times New Roman"/>
         </w:rPr>
-        <w:t xml:space="preserve">A. ①③　B. ②④　C. ①④　D. ②③</w:t>
+        <w:t xml:space="preserve">A. ①③　</w:t>
+      </w:r>
+    </w:p>
+    <w:p>
+      <w:pPr>
+        <w:pStyle w:val="BodyText"/>
+        <w:ind w:left="480" w:hanging="480"/>
+        <w:spacing w:before="0" w:after="0"/>
+      </w:pPr>
+      <w:r>
+        <w:rPr>
+          <w:rFonts w:ascii="Times New Roman" w:hAnsi="Times New Roman" w:eastAsia="Times New Roman" w:cs="Times New Roman"/>
+        </w:rPr>
+        <w:t xml:space="preserve">B. ②④　</w:t>
+      </w:r>
+    </w:p>
+    <w:p>
+      <w:pPr>
+        <w:pStyle w:val="BodyText"/>
+        <w:ind w:left="480" w:hanging="480"/>
+        <w:spacing w:before="0" w:after="0"/>
+      </w:pPr>
+      <w:r>
+        <w:rPr>
+          <w:rFonts w:ascii="Times New Roman" w:hAnsi="Times New Roman" w:eastAsia="Times New Roman" w:cs="Times New Roman"/>
+        </w:rPr>
+        <w:t xml:space="preserve">C. ①④　</w:t>
+      </w:r>
+    </w:p>
+    <w:p>
+      <w:pPr>
+        <w:pStyle w:val="BodyText"/>
+        <w:ind w:left="480" w:hanging="480"/>
+        <w:spacing w:before="0" w:after="180"/>
+      </w:pPr>
+      <w:r>
+        <w:rPr>
+          <w:rFonts w:ascii="Times New Roman" w:hAnsi="Times New Roman" w:eastAsia="Times New Roman" w:cs="Times New Roman"/>
+        </w:rPr>
+        <w:t xml:space="preserve">D. ②③</w:t>
       </w:r>
     </w:p>
     <w:p>
@@ -16902,7 +17013,7 @@
         </w:rPr>
         <w:drawing>
           <wp:inline>
-            <wp:extent cx="3600000" cy="2143902"/>
+            <wp:extent cx="3600000" cy="2137959"/>
             <wp:effectExtent b="0" l="0" r="0" t="0"/>
             <wp:docPr descr="" title="" id="31" name="Picture"/>
             <a:graphic>
@@ -16923,7 +17034,7 @@
                   <pic:spPr bwMode="auto">
                     <a:xfrm>
                       <a:off x="0" y="0"/>
-                      <a:ext cx="3600000" cy="2143902"/>
+                      <a:ext cx="3600000" cy="2137959"/>
                     </a:xfrm>
                     <a:prstGeom prst="rect">
                       <a:avLst/>
@@ -17444,7 +17555,7 @@
         </w:rPr>
         <w:drawing>
           <wp:inline>
-            <wp:extent cx="3600000" cy="2230674"/>
+            <wp:extent cx="3600000" cy="2165914"/>
             <wp:effectExtent b="0" l="0" r="0" t="0"/>
             <wp:docPr descr="" title="" id="34" name="Picture"/>
             <a:graphic>
@@ -17465,7 +17576,7 @@
                   <pic:spPr bwMode="auto">
                     <a:xfrm>
                       <a:off x="0" y="0"/>
-                      <a:ext cx="3600000" cy="2230674"/>
+                      <a:ext cx="3600000" cy="2165914"/>
                     </a:xfrm>
                     <a:prstGeom prst="rect">
                       <a:avLst/>
@@ -18477,7 +18588,7 @@
         </w:rPr>
         <w:drawing>
           <wp:inline>
-            <wp:extent cx="3240000" cy="3646411"/>
+            <wp:extent cx="3240000" cy="3522230"/>
             <wp:effectExtent b="0" l="0" r="0" t="0"/>
             <wp:docPr descr="" title="" id="38" name="Picture"/>
             <a:graphic>
@@ -18498,7 +18609,7 @@
                   <pic:spPr bwMode="auto">
                     <a:xfrm>
                       <a:off x="0" y="0"/>
-                      <a:ext cx="3240000" cy="3646411"/>
+                      <a:ext cx="3240000" cy="3522230"/>
                     </a:xfrm>
                     <a:prstGeom prst="rect">
                       <a:avLst/>
@@ -19189,6 +19300,8 @@
     <w:p>
       <w:pPr>
         <w:pStyle w:val="BodyText"/>
+        <w:ind w:left="480" w:hanging="480"/>
+        <w:spacing w:after="0"/>
       </w:pPr>
       <w:r>
         <w:rPr>
@@ -19291,7 +19404,20 @@
         <w:rPr>
           <w:rFonts w:ascii="Times New Roman" w:hAnsi="Times New Roman" w:eastAsia="Times New Roman" w:cs="Times New Roman"/>
         </w:rPr>
-        <w:t xml:space="preserve">　B.</w:t>
+        <w:t xml:space="preserve">　</w:t>
+      </w:r>
+    </w:p>
+    <w:p>
+      <w:pPr>
+        <w:pStyle w:val="BodyText"/>
+        <w:ind w:left="480" w:hanging="480"/>
+        <w:spacing w:before="0" w:after="0"/>
+      </w:pPr>
+      <w:r>
+        <w:rPr>
+          <w:rFonts w:ascii="Times New Roman" w:hAnsi="Times New Roman" w:eastAsia="Times New Roman" w:cs="Times New Roman"/>
+        </w:rPr>
+        <w:t xml:space="preserve">B.</w:t>
       </w:r>
       <w:r>
         <w:rPr>
@@ -19385,7 +19511,20 @@
         <w:rPr>
           <w:rFonts w:ascii="Times New Roman" w:hAnsi="Times New Roman" w:eastAsia="Times New Roman" w:cs="Times New Roman"/>
         </w:rPr>
-        <w:t xml:space="preserve">　C.</w:t>
+        <w:t xml:space="preserve">　</w:t>
+      </w:r>
+    </w:p>
+    <w:p>
+      <w:pPr>
+        <w:pStyle w:val="BodyText"/>
+        <w:ind w:left="480" w:hanging="480"/>
+        <w:spacing w:before="0" w:after="0"/>
+      </w:pPr>
+      <w:r>
+        <w:rPr>
+          <w:rFonts w:ascii="Times New Roman" w:hAnsi="Times New Roman" w:eastAsia="Times New Roman" w:cs="Times New Roman"/>
+        </w:rPr>
+        <w:t xml:space="preserve">C.</w:t>
       </w:r>
       <w:r>
         <w:rPr>
@@ -19477,7 +19616,20 @@
         <w:rPr>
           <w:rFonts w:ascii="Times New Roman" w:hAnsi="Times New Roman" w:eastAsia="Times New Roman" w:cs="Times New Roman"/>
         </w:rPr>
-        <w:t xml:space="preserve">　D.</w:t>
+        <w:t xml:space="preserve">　</w:t>
+      </w:r>
+    </w:p>
+    <w:p>
+      <w:pPr>
+        <w:pStyle w:val="BodyText"/>
+        <w:ind w:left="480" w:hanging="480"/>
+        <w:spacing w:before="0" w:after="180"/>
+      </w:pPr>
+      <w:r>
+        <w:rPr>
+          <w:rFonts w:ascii="Times New Roman" w:hAnsi="Times New Roman" w:eastAsia="Times New Roman" w:cs="Times New Roman"/>
+        </w:rPr>
+        <w:t xml:space="preserve">D.</w:t>
       </w:r>
       <w:r>
         <w:rPr>
@@ -28958,12 +29110,53 @@
     <w:p>
       <w:pPr>
         <w:pStyle w:val="BodyText"/>
+        <w:ind w:left="480" w:hanging="480"/>
+        <w:spacing w:after="0"/>
       </w:pPr>
       <w:r>
         <w:rPr>
           <w:rFonts w:ascii="Times New Roman" w:hAnsi="Times New Roman" w:eastAsia="Times New Roman" w:cs="Times New Roman"/>
         </w:rPr>
-        <w:t xml:space="preserve">A. ①③　B. ①②③　C. ③④　D. ②③④</w:t>
+        <w:t xml:space="preserve">A. ①③　</w:t>
+      </w:r>
+    </w:p>
+    <w:p>
+      <w:pPr>
+        <w:pStyle w:val="BodyText"/>
+        <w:ind w:left="480" w:hanging="480"/>
+        <w:spacing w:before="0" w:after="0"/>
+      </w:pPr>
+      <w:r>
+        <w:rPr>
+          <w:rFonts w:ascii="Times New Roman" w:hAnsi="Times New Roman" w:eastAsia="Times New Roman" w:cs="Times New Roman"/>
+        </w:rPr>
+        <w:t xml:space="preserve">B. ①②③　</w:t>
+      </w:r>
+    </w:p>
+    <w:p>
+      <w:pPr>
+        <w:pStyle w:val="BodyText"/>
+        <w:ind w:left="480" w:hanging="480"/>
+        <w:spacing w:before="0" w:after="0"/>
+      </w:pPr>
+      <w:r>
+        <w:rPr>
+          <w:rFonts w:ascii="Times New Roman" w:hAnsi="Times New Roman" w:eastAsia="Times New Roman" w:cs="Times New Roman"/>
+        </w:rPr>
+        <w:t xml:space="preserve">C. ③④　</w:t>
+      </w:r>
+    </w:p>
+    <w:p>
+      <w:pPr>
+        <w:pStyle w:val="BodyText"/>
+        <w:ind w:left="480" w:hanging="480"/>
+        <w:spacing w:before="0" w:after="180"/>
+      </w:pPr>
+      <w:r>
+        <w:rPr>
+          <w:rFonts w:ascii="Times New Roman" w:hAnsi="Times New Roman" w:eastAsia="Times New Roman" w:cs="Times New Roman"/>
+        </w:rPr>
+        <w:t xml:space="preserve">D. ②③④</w:t>
       </w:r>
     </w:p>
     <w:p>
@@ -34786,12 +34979,7 @@
       </w:r>
     </w:p>
     <w:p>
-      <w:pPr>
-        <w:numPr>
-          <w:ilvl w:val="0"/>
-          <w:numId w:val="1011"/>
-        </w:numPr>
-      </w:pPr>
+      <w:pPr/>
       <w:r>
         <w:rPr>
           <w:rFonts w:ascii="Times New Roman" w:hAnsi="Times New Roman" w:eastAsia="Times New Roman" w:cs="Times New Roman"/>
@@ -41049,7 +41237,7 @@
         </w:rPr>
         <w:drawing>
           <wp:inline>
-            <wp:extent cx="3600000" cy="606122"/>
+            <wp:extent cx="3599997" cy="606122"/>
             <wp:effectExtent b="0" l="0" r="0" t="0"/>
             <wp:docPr descr="" title="" id="52" name="Picture"/>
             <a:graphic>
@@ -41070,7 +41258,7 @@
                   <pic:spPr bwMode="auto">
                     <a:xfrm>
                       <a:off x="0" y="0"/>
-                      <a:ext cx="3600000" cy="606122"/>
+                      <a:ext cx="3599997" cy="606122"/>
                     </a:xfrm>
                     <a:prstGeom prst="rect">
                       <a:avLst/>
@@ -41500,12 +41688,7 @@
       </w:r>
     </w:p>
     <w:p>
-      <w:pPr>
-        <w:numPr>
-          <w:ilvl w:val="0"/>
-          <w:numId w:val="1017"/>
-        </w:numPr>
-      </w:pPr>
+      <w:pPr/>
       <w:r>
         <w:rPr>
           <w:rFonts w:ascii="Times New Roman" w:hAnsi="Times New Roman" w:eastAsia="Times New Roman" w:cs="Times New Roman"/>
@@ -42911,7 +43094,7 @@
         </w:rPr>
         <w:drawing>
           <wp:inline>
-            <wp:extent cx="3600000" cy="1356862"/>
+            <wp:extent cx="3600000" cy="1339168"/>
             <wp:effectExtent b="0" l="0" r="0" t="0"/>
             <wp:docPr descr="" title="" id="55" name="Picture"/>
             <a:graphic>
@@ -42932,7 +43115,7 @@
                   <pic:spPr bwMode="auto">
                     <a:xfrm>
                       <a:off x="0" y="0"/>
-                      <a:ext cx="3600000" cy="1356862"/>
+                      <a:ext cx="3600000" cy="1339168"/>
                     </a:xfrm>
                     <a:prstGeom prst="rect">
                       <a:avLst/>
@@ -43112,7 +43295,7 @@
         </w:rPr>
         <w:drawing>
           <wp:inline>
-            <wp:extent cx="3600000" cy="1371806"/>
+            <wp:extent cx="3600000" cy="1348018"/>
             <wp:effectExtent b="0" l="0" r="0" t="0"/>
             <wp:docPr descr="" title="" id="58" name="Picture"/>
             <a:graphic>
@@ -43133,7 +43316,7 @@
                   <pic:spPr bwMode="auto">
                     <a:xfrm>
                       <a:off x="0" y="0"/>
-                      <a:ext cx="3600000" cy="1371806"/>
+                      <a:ext cx="3600000" cy="1348018"/>
                     </a:xfrm>
                     <a:prstGeom prst="rect">
                       <a:avLst/>
@@ -43442,7 +43625,7 @@
         </w:rPr>
         <w:drawing>
           <wp:inline>
-            <wp:extent cx="3240000" cy="2748000"/>
+            <wp:extent cx="3240000" cy="2688000"/>
             <wp:effectExtent b="0" l="0" r="0" t="0"/>
             <wp:docPr descr="" title="" id="61" name="Picture"/>
             <a:graphic>
@@ -43463,7 +43646,7 @@
                   <pic:spPr bwMode="auto">
                     <a:xfrm>
                       <a:off x="0" y="0"/>
-                      <a:ext cx="3240000" cy="2748000"/>
+                      <a:ext cx="3240000" cy="2688000"/>
                     </a:xfrm>
                     <a:prstGeom prst="rect">
                       <a:avLst/>
@@ -43511,7 +43694,7 @@
         </w:rPr>
         <w:drawing>
           <wp:inline>
-            <wp:extent cx="3600000" cy="514285"/>
+            <wp:extent cx="3599995" cy="514285"/>
             <wp:effectExtent b="0" l="0" r="0" t="0"/>
             <wp:docPr descr="" title="" id="64" name="Picture"/>
             <a:graphic>
@@ -43532,7 +43715,7 @@
                   <pic:spPr bwMode="auto">
                     <a:xfrm>
                       <a:off x="0" y="0"/>
-                      <a:ext cx="3600000" cy="514285"/>
+                      <a:ext cx="3599995" cy="514285"/>
                     </a:xfrm>
                     <a:prstGeom prst="rect">
                       <a:avLst/>
@@ -43563,7 +43746,7 @@
         </w:rPr>
         <w:drawing>
           <wp:inline>
-            <wp:extent cx="3600000" cy="1294009"/>
+            <wp:extent cx="3599999" cy="1294009"/>
             <wp:effectExtent b="0" l="0" r="0" t="0"/>
             <wp:docPr descr="" title="" id="67" name="Picture"/>
             <a:graphic>
@@ -43584,7 +43767,7 @@
                   <pic:spPr bwMode="auto">
                     <a:xfrm>
                       <a:off x="0" y="0"/>
-                      <a:ext cx="3600000" cy="1294009"/>
+                      <a:ext cx="3599999" cy="1294009"/>
                     </a:xfrm>
                     <a:prstGeom prst="rect">
                       <a:avLst/>
@@ -43615,7 +43798,7 @@
         </w:rPr>
         <w:drawing>
           <wp:inline>
-            <wp:extent cx="3600000" cy="1046004"/>
+            <wp:extent cx="3599997" cy="1046004"/>
             <wp:effectExtent b="0" l="0" r="0" t="0"/>
             <wp:docPr descr="" title="" id="70" name="Picture"/>
             <a:graphic>
@@ -43636,7 +43819,7 @@
                   <pic:spPr bwMode="auto">
                     <a:xfrm>
                       <a:off x="0" y="0"/>
-                      <a:ext cx="3600000" cy="1046004"/>
+                      <a:ext cx="3599997" cy="1046004"/>
                     </a:xfrm>
                     <a:prstGeom prst="rect">
                       <a:avLst/>
@@ -43690,7 +43873,7 @@
         </w:rPr>
         <w:drawing>
           <wp:inline>
-            <wp:extent cx="3600000" cy="517590"/>
+            <wp:extent cx="3599997" cy="517590"/>
             <wp:effectExtent b="0" l="0" r="0" t="0"/>
             <wp:docPr descr="" title="" id="73" name="Picture"/>
             <a:graphic>
@@ -43711,7 +43894,7 @@
                   <pic:spPr bwMode="auto">
                     <a:xfrm>
                       <a:off x="0" y="0"/>
-                      <a:ext cx="3600000" cy="517590"/>
+                      <a:ext cx="3599997" cy="517590"/>
                     </a:xfrm>
                     <a:prstGeom prst="rect">
                       <a:avLst/>
@@ -43853,7 +44036,7 @@
         </w:rPr>
         <w:drawing>
           <wp:inline>
-            <wp:extent cx="3600000" cy="665928"/>
+            <wp:extent cx="3599995" cy="665928"/>
             <wp:effectExtent b="0" l="0" r="0" t="0"/>
             <wp:docPr descr="" title="" id="76" name="Picture"/>
             <a:graphic>
@@ -43874,7 +44057,7 @@
                   <pic:spPr bwMode="auto">
                     <a:xfrm>
                       <a:off x="0" y="0"/>
-                      <a:ext cx="3600000" cy="665928"/>
+                      <a:ext cx="3599995" cy="665928"/>
                     </a:xfrm>
                     <a:prstGeom prst="rect">
                       <a:avLst/>
@@ -46686,7 +46869,7 @@
         </w:rPr>
         <w:drawing>
           <wp:inline>
-            <wp:extent cx="3600000" cy="1997764"/>
+            <wp:extent cx="3599998" cy="1997764"/>
             <wp:effectExtent b="0" l="0" r="0" t="0"/>
             <wp:docPr descr="" title="" id="81" name="Picture"/>
             <a:graphic>
@@ -46707,7 +46890,7 @@
                   <pic:spPr bwMode="auto">
                     <a:xfrm>
                       <a:off x="0" y="0"/>
-                      <a:ext cx="3600000" cy="1997764"/>
+                      <a:ext cx="3599998" cy="1997764"/>
                     </a:xfrm>
                     <a:prstGeom prst="rect">
                       <a:avLst/>

--- a/00-首页/题组Word/习题书/第一篇-化学原理/第一篇-化学原理-99-综合题-教师版.docx
+++ b/00-首页/题组Word/习题书/第一篇-化学原理/第一篇-化学原理-99-综合题-教师版.docx
@@ -472,6 +472,7 @@
     <w:p>
       <w:pPr>
         <w:pStyle w:val="BodyText"/>
+        <w:spacing w:before="0" w:after="0"/>
       </w:pPr>
       <w:r>
         <w:rPr>
@@ -513,6 +514,7 @@
     <w:p>
       <w:pPr>
         <w:pStyle w:val="BodyText"/>
+        <w:spacing w:before="0" w:after="0"/>
       </w:pPr>
       <w:r>
         <w:rPr>
@@ -565,6 +567,7 @@
     <w:p>
       <w:pPr>
         <w:pStyle w:val="BodyText"/>
+        <w:spacing w:before="0" w:after="0"/>
       </w:pPr>
       <w:r>
         <w:rPr>
@@ -624,6 +627,7 @@
     <w:p>
       <w:pPr>
         <w:pStyle w:val="BodyText"/>
+        <w:spacing w:before="0" w:after="0"/>
       </w:pPr>
       <w:r>
         <w:rPr>
@@ -1488,8 +1492,8 @@
     <w:p>
       <w:pPr>
         <w:pStyle w:val="BodyText"/>
+        <w:spacing w:before="0" w:after="0"/>
         <w:ind w:left="480" w:hanging="480"/>
-        <w:spacing w:after="0"/>
       </w:pPr>
       <w:r>
         <w:rPr>
@@ -1501,8 +1505,8 @@
     <w:p>
       <w:pPr>
         <w:pStyle w:val="BodyText"/>
+        <w:spacing w:before="0" w:after="0"/>
         <w:ind w:left="480" w:hanging="480"/>
-        <w:spacing w:before="0" w:after="0"/>
       </w:pPr>
       <w:r>
         <w:rPr>
@@ -1514,8 +1518,8 @@
     <w:p>
       <w:pPr>
         <w:pStyle w:val="BodyText"/>
+        <w:spacing w:before="0" w:after="0"/>
         <w:ind w:left="480" w:hanging="480"/>
-        <w:spacing w:before="0" w:after="0"/>
       </w:pPr>
       <w:r>
         <w:rPr>
@@ -1527,8 +1531,8 @@
     <w:p>
       <w:pPr>
         <w:pStyle w:val="BodyText"/>
+        <w:spacing w:before="0" w:after="0"/>
         <w:ind w:left="480" w:hanging="480"/>
-        <w:spacing w:before="0" w:after="180"/>
       </w:pPr>
       <w:r>
         <w:rPr>
@@ -2119,6 +2123,14 @@
       <w:tblPr>
         <w:tblStyle w:val="Table"/>
         <w:tblW w:type="auto" w:w="0"/>
+        <w:tblBorders>
+          <w:top w:val="single" w:sz="12" w:space="0" w:color="000000"/>
+          <w:left w:val="none" w:sz="0" w:space="0" w:color="auto"/>
+          <w:bottom w:val="single" w:sz="12" w:space="0" w:color="000000"/>
+          <w:right w:val="none" w:sz="0" w:space="0" w:color="auto"/>
+          <w:insideH w:val="none" w:sz="0" w:space="0" w:color="auto"/>
+          <w:insideV w:val="none" w:sz="0" w:space="0" w:color="auto"/>
+        </w:tblBorders>
         <w:tblLook w:firstRow="0" w:lastRow="0" w:firstColumn="0" w:lastColumn="0" w:noHBand="0" w:noVBand="0" w:val="0000"/>
       </w:tblPr>
       <w:tblGrid>
@@ -2128,7 +2140,11 @@
       </w:tblGrid>
       <w:tr>
         <w:tc>
-          <w:tcPr/>
+          <w:tcPr>
+            <w:tcBorders>
+              <w:bottom w:val="single" w:sz="8" w:space="0" w:color="000000"/>
+            </w:tcBorders>
+          </w:tcPr>
           <w:p>
             <w:pPr>
               <w:pStyle w:val="Compact"/>
@@ -2144,7 +2160,11 @@
           </w:p>
         </w:tc>
         <w:tc>
-          <w:tcPr/>
+          <w:tcPr>
+            <w:tcBorders>
+              <w:bottom w:val="single" w:sz="8" w:space="0" w:color="000000"/>
+            </w:tcBorders>
+          </w:tcPr>
           <w:p>
             <w:pPr>
               <w:pStyle w:val="Compact"/>
@@ -2160,7 +2180,11 @@
           </w:p>
         </w:tc>
         <w:tc>
-          <w:tcPr/>
+          <w:tcPr>
+            <w:tcBorders>
+              <w:bottom w:val="single" w:sz="8" w:space="0" w:color="000000"/>
+            </w:tcBorders>
+          </w:tcPr>
           <w:p>
             <w:pPr>
               <w:pStyle w:val="Compact"/>
@@ -2389,6 +2413,7 @@
     <w:p>
       <w:pPr>
         <w:pStyle w:val="BodyText"/>
+        <w:spacing w:before="0" w:after="0"/>
       </w:pPr>
       <w:r>
         <w:rPr>
@@ -2515,6 +2540,7 @@
     <w:p>
       <w:pPr>
         <w:pStyle w:val="BodyText"/>
+        <w:spacing w:before="0" w:after="0"/>
       </w:pPr>
       <w:r>
         <w:rPr>
@@ -2544,6 +2570,7 @@
     <w:p>
       <w:pPr>
         <w:pStyle w:val="BodyText"/>
+        <w:spacing w:before="0" w:after="0"/>
       </w:pPr>
       <w:r>
         <w:rPr>
@@ -2602,6 +2629,7 @@
     <w:p>
       <w:pPr>
         <w:pStyle w:val="BodyText"/>
+        <w:spacing w:before="0" w:after="0"/>
       </w:pPr>
       <w:r>
         <w:rPr>
@@ -3500,6 +3528,14 @@
         <w:tblStyle w:val="Table"/>
         <w:tblW w:type="pct" w:w="5000"/>
         <w:tblLayout w:type="fixed"/>
+        <w:tblBorders>
+          <w:top w:val="single" w:sz="12" w:space="0" w:color="000000"/>
+          <w:left w:val="none" w:sz="0" w:space="0" w:color="auto"/>
+          <w:bottom w:val="single" w:sz="12" w:space="0" w:color="000000"/>
+          <w:right w:val="none" w:sz="0" w:space="0" w:color="auto"/>
+          <w:insideH w:val="none" w:sz="0" w:space="0" w:color="auto"/>
+          <w:insideV w:val="none" w:sz="0" w:space="0" w:color="auto"/>
+        </w:tblBorders>
         <w:tblLook w:firstRow="1" w:lastRow="0" w:firstColumn="0" w:lastColumn="0" w:noHBand="0" w:noVBand="0" w:val="0020"/>
       </w:tblPr>
       <w:tblGrid>
@@ -3512,7 +3548,11 @@
           <w:tblHeader w:val="on"/>
         </w:trPr>
         <w:tc>
-          <w:tcPr/>
+          <w:tcPr>
+            <w:tcBorders>
+              <w:bottom w:val="single" w:sz="8" w:space="0" w:color="000000"/>
+            </w:tcBorders>
+          </w:tcPr>
           <w:p>
             <w:pPr>
               <w:pStyle w:val="Compact"/>
@@ -3521,7 +3561,11 @@
           </w:p>
         </w:tc>
         <w:tc>
-          <w:tcPr/>
+          <w:tcPr>
+            <w:tcBorders>
+              <w:bottom w:val="single" w:sz="8" w:space="0" w:color="000000"/>
+            </w:tcBorders>
+          </w:tcPr>
           <w:p>
             <w:pPr>
               <w:pStyle w:val="Compact"/>
@@ -3537,7 +3581,11 @@
           </w:p>
         </w:tc>
         <w:tc>
-          <w:tcPr/>
+          <w:tcPr>
+            <w:tcBorders>
+              <w:bottom w:val="single" w:sz="8" w:space="0" w:color="000000"/>
+            </w:tcBorders>
+          </w:tcPr>
           <w:p>
             <w:pPr>
               <w:pStyle w:val="Compact"/>
@@ -4926,8 +4974,8 @@
     <w:p>
       <w:pPr>
         <w:pStyle w:val="BodyText"/>
+        <w:spacing w:before="0" w:after="0"/>
         <w:ind w:left="480" w:hanging="480"/>
-        <w:spacing w:after="0"/>
       </w:pPr>
       <w:r>
         <w:rPr>
@@ -5021,8 +5069,8 @@
     <w:p>
       <w:pPr>
         <w:pStyle w:val="BodyText"/>
+        <w:spacing w:before="0" w:after="0"/>
         <w:ind w:left="480" w:hanging="480"/>
-        <w:spacing w:before="0" w:after="0"/>
       </w:pPr>
       <w:r>
         <w:rPr>
@@ -5107,8 +5155,8 @@
     <w:p>
       <w:pPr>
         <w:pStyle w:val="BodyText"/>
+        <w:spacing w:before="0" w:after="0"/>
         <w:ind w:left="480" w:hanging="480"/>
-        <w:spacing w:before="0" w:after="0"/>
       </w:pPr>
       <w:r>
         <w:rPr>
@@ -5202,8 +5250,8 @@
     <w:p>
       <w:pPr>
         <w:pStyle w:val="BodyText"/>
+        <w:spacing w:before="0" w:after="0"/>
         <w:ind w:left="480" w:hanging="480"/>
-        <w:spacing w:before="0" w:after="180"/>
       </w:pPr>
       <w:r>
         <w:rPr>
@@ -8294,6 +8342,7 @@
     <w:p>
       <w:pPr>
         <w:pStyle w:val="BodyText"/>
+        <w:spacing w:before="0" w:after="0"/>
       </w:pPr>
       <w:r>
         <w:rPr>
@@ -8311,6 +8360,7 @@
     <w:p>
       <w:pPr>
         <w:pStyle w:val="BodyText"/>
+        <w:spacing w:before="0" w:after="0"/>
       </w:pPr>
       <w:r>
         <w:rPr>
@@ -8328,6 +8378,7 @@
     <w:p>
       <w:pPr>
         <w:pStyle w:val="BodyText"/>
+        <w:spacing w:before="0" w:after="0"/>
       </w:pPr>
       <w:r>
         <w:rPr>
@@ -8370,6 +8421,7 @@
     <w:p>
       <w:pPr>
         <w:pStyle w:val="BodyText"/>
+        <w:spacing w:before="0" w:after="0"/>
       </w:pPr>
       <w:r>
         <w:rPr>
@@ -9472,6 +9524,14 @@
       <w:tblPr>
         <w:tblStyle w:val="Table"/>
         <w:tblW w:type="auto" w:w="0"/>
+        <w:tblBorders>
+          <w:top w:val="single" w:sz="12" w:space="0" w:color="000000"/>
+          <w:left w:val="none" w:sz="0" w:space="0" w:color="auto"/>
+          <w:bottom w:val="single" w:sz="12" w:space="0" w:color="000000"/>
+          <w:right w:val="none" w:sz="0" w:space="0" w:color="auto"/>
+          <w:insideH w:val="none" w:sz="0" w:space="0" w:color="auto"/>
+          <w:insideV w:val="none" w:sz="0" w:space="0" w:color="auto"/>
+        </w:tblBorders>
         <w:tblLook w:firstRow="1" w:lastRow="0" w:firstColumn="0" w:lastColumn="0" w:noHBand="0" w:noVBand="0" w:val="0020"/>
       </w:tblPr>
       <w:tblGrid>
@@ -9485,7 +9545,11 @@
           <w:tblHeader w:val="on"/>
         </w:trPr>
         <w:tc>
-          <w:tcPr/>
+          <w:tcPr>
+            <w:tcBorders>
+              <w:bottom w:val="single" w:sz="8" w:space="0" w:color="000000"/>
+            </w:tcBorders>
+          </w:tcPr>
           <w:p>
             <w:pPr>
               <w:pStyle w:val="Compact"/>
@@ -9523,7 +9587,11 @@
           </w:p>
         </w:tc>
         <w:tc>
-          <w:tcPr/>
+          <w:tcPr>
+            <w:tcBorders>
+              <w:bottom w:val="single" w:sz="8" w:space="0" w:color="000000"/>
+            </w:tcBorders>
+          </w:tcPr>
           <w:p>
             <w:pPr>
               <w:pStyle w:val="Compact"/>
@@ -9539,7 +9607,11 @@
           </w:p>
         </w:tc>
         <w:tc>
-          <w:tcPr/>
+          <w:tcPr>
+            <w:tcBorders>
+              <w:bottom w:val="single" w:sz="8" w:space="0" w:color="000000"/>
+            </w:tcBorders>
+          </w:tcPr>
           <w:p>
             <w:pPr>
               <w:pStyle w:val="Compact"/>
@@ -9555,7 +9627,11 @@
           </w:p>
         </w:tc>
         <w:tc>
-          <w:tcPr/>
+          <w:tcPr>
+            <w:tcBorders>
+              <w:bottom w:val="single" w:sz="8" w:space="0" w:color="000000"/>
+            </w:tcBorders>
+          </w:tcPr>
           <w:p>
             <w:pPr>
               <w:pStyle w:val="Compact"/>
@@ -9989,6 +10065,14 @@
         <w:tblStyle w:val="Table"/>
         <w:tblW w:type="pct" w:w="5000"/>
         <w:tblLayout w:type="fixed"/>
+        <w:tblBorders>
+          <w:top w:val="single" w:sz="12" w:space="0" w:color="000000"/>
+          <w:left w:val="none" w:sz="0" w:space="0" w:color="auto"/>
+          <w:bottom w:val="single" w:sz="12" w:space="0" w:color="000000"/>
+          <w:right w:val="none" w:sz="0" w:space="0" w:color="auto"/>
+          <w:insideH w:val="none" w:sz="0" w:space="0" w:color="auto"/>
+          <w:insideV w:val="none" w:sz="0" w:space="0" w:color="auto"/>
+        </w:tblBorders>
         <w:tblLook w:firstRow="1" w:lastRow="0" w:firstColumn="0" w:lastColumn="0" w:noHBand="0" w:noVBand="0" w:val="0020"/>
       </w:tblPr>
       <w:tblGrid>
@@ -10003,7 +10087,11 @@
           <w:tblHeader w:val="on"/>
         </w:trPr>
         <w:tc>
-          <w:tcPr/>
+          <w:tcPr>
+            <w:tcBorders>
+              <w:bottom w:val="single" w:sz="8" w:space="0" w:color="000000"/>
+            </w:tcBorders>
+          </w:tcPr>
           <w:p>
             <w:pPr>
               <w:pStyle w:val="Compact"/>
@@ -10019,7 +10107,11 @@
           </w:p>
         </w:tc>
         <w:tc>
-          <w:tcPr/>
+          <w:tcPr>
+            <w:tcBorders>
+              <w:bottom w:val="single" w:sz="8" w:space="0" w:color="000000"/>
+            </w:tcBorders>
+          </w:tcPr>
           <w:p>
             <w:pPr>
               <w:pStyle w:val="Compact"/>
@@ -10035,7 +10127,11 @@
           </w:p>
         </w:tc>
         <w:tc>
-          <w:tcPr/>
+          <w:tcPr>
+            <w:tcBorders>
+              <w:bottom w:val="single" w:sz="8" w:space="0" w:color="000000"/>
+            </w:tcBorders>
+          </w:tcPr>
           <w:p>
             <w:pPr>
               <w:pStyle w:val="Compact"/>
@@ -10051,7 +10147,11 @@
           </w:p>
         </w:tc>
         <w:tc>
-          <w:tcPr/>
+          <w:tcPr>
+            <w:tcBorders>
+              <w:bottom w:val="single" w:sz="8" w:space="0" w:color="000000"/>
+            </w:tcBorders>
+          </w:tcPr>
           <w:p>
             <w:pPr>
               <w:pStyle w:val="Compact"/>
@@ -10067,7 +10167,11 @@
           </w:p>
         </w:tc>
         <w:tc>
-          <w:tcPr/>
+          <w:tcPr>
+            <w:tcBorders>
+              <w:bottom w:val="single" w:sz="8" w:space="0" w:color="000000"/>
+            </w:tcBorders>
+          </w:tcPr>
           <w:p>
             <w:pPr>
               <w:pStyle w:val="Compact"/>
@@ -11625,6 +11729,7 @@
     <w:p>
       <w:pPr>
         <w:pStyle w:val="BodyText"/>
+        <w:spacing w:before="0" w:after="0"/>
       </w:pPr>
       <w:r>
         <w:rPr>
@@ -11642,6 +11747,7 @@
     <w:p>
       <w:pPr>
         <w:pStyle w:val="BodyText"/>
+        <w:spacing w:before="0" w:after="0"/>
       </w:pPr>
       <w:r>
         <w:rPr>
@@ -11700,6 +11806,7 @@
     <w:p>
       <w:pPr>
         <w:pStyle w:val="BodyText"/>
+        <w:spacing w:before="0" w:after="0"/>
       </w:pPr>
       <w:r>
         <w:rPr>
@@ -11729,6 +11836,7 @@
     <w:p>
       <w:pPr>
         <w:pStyle w:val="BodyText"/>
+        <w:spacing w:before="0" w:after="0"/>
       </w:pPr>
       <w:r>
         <w:rPr>
@@ -12645,6 +12753,7 @@
     <w:p>
       <w:pPr>
         <w:pStyle w:val="BodyText"/>
+        <w:spacing w:before="0" w:after="0"/>
       </w:pPr>
       <w:r>
         <w:rPr>
@@ -12750,6 +12859,7 @@
     <w:p>
       <w:pPr>
         <w:pStyle w:val="BodyText"/>
+        <w:spacing w:before="0" w:after="0"/>
       </w:pPr>
       <w:r>
         <w:rPr>
@@ -12824,6 +12934,7 @@
     <w:p>
       <w:pPr>
         <w:pStyle w:val="BodyText"/>
+        <w:spacing w:before="0" w:after="0"/>
       </w:pPr>
       <w:r>
         <w:rPr>
@@ -13065,6 +13176,7 @@
     <w:p>
       <w:pPr>
         <w:pStyle w:val="BodyText"/>
+        <w:spacing w:before="0" w:after="0"/>
       </w:pPr>
       <w:r>
         <w:rPr>
@@ -13968,6 +14080,7 @@
     <w:p>
       <w:pPr>
         <w:pStyle w:val="BodyText"/>
+        <w:spacing w:before="0" w:after="0"/>
       </w:pPr>
       <w:r>
         <w:rPr>
@@ -13985,6 +14098,7 @@
     <w:p>
       <w:pPr>
         <w:pStyle w:val="BodyText"/>
+        <w:spacing w:before="0" w:after="0"/>
       </w:pPr>
       <w:r>
         <w:rPr>
@@ -14002,6 +14116,7 @@
     <w:p>
       <w:pPr>
         <w:pStyle w:val="BodyText"/>
+        <w:spacing w:before="0" w:after="0"/>
       </w:pPr>
       <w:r>
         <w:rPr>
@@ -14019,6 +14134,7 @@
     <w:p>
       <w:pPr>
         <w:pStyle w:val="BodyText"/>
+        <w:spacing w:before="0" w:after="0"/>
       </w:pPr>
       <w:r>
         <w:rPr>
@@ -14411,6 +14527,7 @@
     <w:p>
       <w:pPr>
         <w:pStyle w:val="BodyText"/>
+        <w:spacing w:before="0" w:after="0"/>
       </w:pPr>
       <w:r>
         <w:rPr>
@@ -14509,6 +14626,7 @@
     <w:p>
       <w:pPr>
         <w:pStyle w:val="BodyText"/>
+        <w:spacing w:before="0" w:after="0"/>
       </w:pPr>
       <w:r>
         <w:rPr>
@@ -14721,6 +14839,7 @@
     <w:p>
       <w:pPr>
         <w:pStyle w:val="BodyText"/>
+        <w:spacing w:before="0" w:after="0"/>
       </w:pPr>
       <w:r>
         <w:rPr>
@@ -14841,6 +14960,7 @@
     <w:p>
       <w:pPr>
         <w:pStyle w:val="BodyText"/>
+        <w:spacing w:before="0" w:after="0"/>
       </w:pPr>
       <w:r>
         <w:rPr>
@@ -16238,8 +16358,8 @@
     <w:p>
       <w:pPr>
         <w:pStyle w:val="BodyText"/>
+        <w:spacing w:before="0" w:after="0"/>
         <w:ind w:left="480" w:hanging="480"/>
-        <w:spacing w:after="0"/>
       </w:pPr>
       <w:r>
         <w:rPr>
@@ -16251,8 +16371,8 @@
     <w:p>
       <w:pPr>
         <w:pStyle w:val="BodyText"/>
+        <w:spacing w:before="0" w:after="0"/>
         <w:ind w:left="480" w:hanging="480"/>
-        <w:spacing w:before="0" w:after="0"/>
       </w:pPr>
       <w:r>
         <w:rPr>
@@ -16264,8 +16384,8 @@
     <w:p>
       <w:pPr>
         <w:pStyle w:val="BodyText"/>
+        <w:spacing w:before="0" w:after="0"/>
         <w:ind w:left="480" w:hanging="480"/>
-        <w:spacing w:before="0" w:after="0"/>
       </w:pPr>
       <w:r>
         <w:rPr>
@@ -16277,8 +16397,8 @@
     <w:p>
       <w:pPr>
         <w:pStyle w:val="BodyText"/>
+        <w:spacing w:before="0" w:after="0"/>
         <w:ind w:left="480" w:hanging="480"/>
-        <w:spacing w:before="0" w:after="180"/>
       </w:pPr>
       <w:r>
         <w:rPr>
@@ -19300,8 +19420,8 @@
     <w:p>
       <w:pPr>
         <w:pStyle w:val="BodyText"/>
+        <w:spacing w:before="0" w:after="0"/>
         <w:ind w:left="480" w:hanging="480"/>
-        <w:spacing w:after="0"/>
       </w:pPr>
       <w:r>
         <w:rPr>
@@ -19410,8 +19530,8 @@
     <w:p>
       <w:pPr>
         <w:pStyle w:val="BodyText"/>
+        <w:spacing w:before="0" w:after="0"/>
         <w:ind w:left="480" w:hanging="480"/>
-        <w:spacing w:before="0" w:after="0"/>
       </w:pPr>
       <w:r>
         <w:rPr>
@@ -19517,8 +19637,8 @@
     <w:p>
       <w:pPr>
         <w:pStyle w:val="BodyText"/>
+        <w:spacing w:before="0" w:after="0"/>
         <w:ind w:left="480" w:hanging="480"/>
-        <w:spacing w:before="0" w:after="0"/>
       </w:pPr>
       <w:r>
         <w:rPr>
@@ -19622,8 +19742,8 @@
     <w:p>
       <w:pPr>
         <w:pStyle w:val="BodyText"/>
+        <w:spacing w:before="0" w:after="0"/>
         <w:ind w:left="480" w:hanging="480"/>
-        <w:spacing w:before="0" w:after="180"/>
       </w:pPr>
       <w:r>
         <w:rPr>
@@ -21449,6 +21569,7 @@
     <w:p>
       <w:pPr>
         <w:pStyle w:val="BodyText"/>
+        <w:spacing w:before="0" w:after="0"/>
       </w:pPr>
       <w:r>
         <w:rPr>
@@ -21584,6 +21705,7 @@
     <w:p>
       <w:pPr>
         <w:pStyle w:val="BodyText"/>
+        <w:spacing w:before="0" w:after="0"/>
       </w:pPr>
       <w:r>
         <w:rPr>
@@ -21719,6 +21841,7 @@
     <w:p>
       <w:pPr>
         <w:pStyle w:val="BodyText"/>
+        <w:spacing w:before="0" w:after="0"/>
       </w:pPr>
       <w:r>
         <w:rPr>
@@ -21854,6 +21977,7 @@
     <w:p>
       <w:pPr>
         <w:pStyle w:val="BodyText"/>
+        <w:spacing w:before="0" w:after="0"/>
       </w:pPr>
       <w:r>
         <w:rPr>
@@ -26833,6 +26957,14 @@
         <w:tblStyle w:val="Table"/>
         <w:tblW w:type="pct" w:w="5000"/>
         <w:tblLayout w:type="fixed"/>
+        <w:tblBorders>
+          <w:top w:val="single" w:sz="12" w:space="0" w:color="000000"/>
+          <w:left w:val="none" w:sz="0" w:space="0" w:color="auto"/>
+          <w:bottom w:val="single" w:sz="12" w:space="0" w:color="000000"/>
+          <w:right w:val="none" w:sz="0" w:space="0" w:color="auto"/>
+          <w:insideH w:val="none" w:sz="0" w:space="0" w:color="auto"/>
+          <w:insideV w:val="none" w:sz="0" w:space="0" w:color="auto"/>
+        </w:tblBorders>
         <w:tblLook w:firstRow="1" w:lastRow="0" w:firstColumn="0" w:lastColumn="0" w:noHBand="0" w:noVBand="0" w:val="0020"/>
       </w:tblPr>
       <w:tblGrid>
@@ -26847,7 +26979,11 @@
           <w:tblHeader w:val="on"/>
         </w:trPr>
         <w:tc>
-          <w:tcPr/>
+          <w:tcPr>
+            <w:tcBorders>
+              <w:bottom w:val="single" w:sz="8" w:space="0" w:color="000000"/>
+            </w:tcBorders>
+          </w:tcPr>
           <w:p>
             <w:pPr>
               <w:pStyle w:val="Compact"/>
@@ -26856,7 +26992,11 @@
           </w:p>
         </w:tc>
         <w:tc>
-          <w:tcPr/>
+          <w:tcPr>
+            <w:tcBorders>
+              <w:bottom w:val="single" w:sz="8" w:space="0" w:color="000000"/>
+            </w:tcBorders>
+          </w:tcPr>
           <w:p>
             <w:pPr>
               <w:pStyle w:val="Compact"/>
@@ -26872,7 +27012,11 @@
           </w:p>
         </w:tc>
         <w:tc>
-          <w:tcPr/>
+          <w:tcPr>
+            <w:tcBorders>
+              <w:bottom w:val="single" w:sz="8" w:space="0" w:color="000000"/>
+            </w:tcBorders>
+          </w:tcPr>
           <w:p>
             <w:pPr>
               <w:pStyle w:val="Compact"/>
@@ -26888,7 +27032,11 @@
           </w:p>
         </w:tc>
         <w:tc>
-          <w:tcPr/>
+          <w:tcPr>
+            <w:tcBorders>
+              <w:bottom w:val="single" w:sz="8" w:space="0" w:color="000000"/>
+            </w:tcBorders>
+          </w:tcPr>
           <w:p>
             <w:pPr>
               <w:pStyle w:val="Compact"/>
@@ -26904,7 +27052,11 @@
           </w:p>
         </w:tc>
         <w:tc>
-          <w:tcPr/>
+          <w:tcPr>
+            <w:tcBorders>
+              <w:bottom w:val="single" w:sz="8" w:space="0" w:color="000000"/>
+            </w:tcBorders>
+          </w:tcPr>
           <w:p>
             <w:pPr>
               <w:pStyle w:val="Compact"/>
@@ -29110,8 +29262,8 @@
     <w:p>
       <w:pPr>
         <w:pStyle w:val="BodyText"/>
+        <w:spacing w:before="0" w:after="0"/>
         <w:ind w:left="480" w:hanging="480"/>
-        <w:spacing w:after="0"/>
       </w:pPr>
       <w:r>
         <w:rPr>
@@ -29123,8 +29275,8 @@
     <w:p>
       <w:pPr>
         <w:pStyle w:val="BodyText"/>
+        <w:spacing w:before="0" w:after="0"/>
         <w:ind w:left="480" w:hanging="480"/>
-        <w:spacing w:before="0" w:after="0"/>
       </w:pPr>
       <w:r>
         <w:rPr>
@@ -29136,8 +29288,8 @@
     <w:p>
       <w:pPr>
         <w:pStyle w:val="BodyText"/>
+        <w:spacing w:before="0" w:after="0"/>
         <w:ind w:left="480" w:hanging="480"/>
-        <w:spacing w:before="0" w:after="0"/>
       </w:pPr>
       <w:r>
         <w:rPr>
@@ -29149,8 +29301,8 @@
     <w:p>
       <w:pPr>
         <w:pStyle w:val="BodyText"/>
+        <w:spacing w:before="0" w:after="0"/>
         <w:ind w:left="480" w:hanging="480"/>
-        <w:spacing w:before="0" w:after="180"/>
       </w:pPr>
       <w:r>
         <w:rPr>
@@ -30237,6 +30389,7 @@
     <w:p>
       <w:pPr>
         <w:pStyle w:val="BodyText"/>
+        <w:spacing w:before="0" w:after="0"/>
       </w:pPr>
       <w:r>
         <w:rPr>
@@ -30378,6 +30531,7 @@
     <w:p>
       <w:pPr>
         <w:pStyle w:val="BodyText"/>
+        <w:spacing w:before="0" w:after="0"/>
       </w:pPr>
       <w:r>
         <w:rPr>
@@ -30401,6 +30555,7 @@
     <w:p>
       <w:pPr>
         <w:pStyle w:val="BodyText"/>
+        <w:spacing w:before="0" w:after="0"/>
       </w:pPr>
       <w:r>
         <w:rPr>
@@ -30436,6 +30591,7 @@
     <w:p>
       <w:pPr>
         <w:pStyle w:val="BodyText"/>
+        <w:spacing w:before="0" w:after="0"/>
       </w:pPr>
       <w:r>
         <w:rPr>
@@ -31717,6 +31873,7 @@
     <w:p>
       <w:pPr>
         <w:pStyle w:val="BodyText"/>
+        <w:spacing w:before="0" w:after="0"/>
       </w:pPr>
       <w:r>
         <w:rPr>
@@ -31840,6 +31997,7 @@
     <w:p>
       <w:pPr>
         <w:pStyle w:val="BodyText"/>
+        <w:spacing w:before="0" w:after="0"/>
       </w:pPr>
       <w:r>
         <w:rPr>
@@ -32111,6 +32269,7 @@
     <w:p>
       <w:pPr>
         <w:pStyle w:val="BodyText"/>
+        <w:spacing w:before="0" w:after="0"/>
       </w:pPr>
       <w:r>
         <w:rPr>
@@ -32369,6 +32528,7 @@
     <w:p>
       <w:pPr>
         <w:pStyle w:val="BodyText"/>
+        <w:spacing w:before="0" w:after="0"/>
       </w:pPr>
       <w:r>
         <w:rPr>
@@ -34224,6 +34384,14 @@
         <w:tblStyle w:val="Table"/>
         <w:tblW w:type="pct" w:w="5000"/>
         <w:tblLayout w:type="fixed"/>
+        <w:tblBorders>
+          <w:top w:val="single" w:sz="12" w:space="0" w:color="000000"/>
+          <w:left w:val="none" w:sz="0" w:space="0" w:color="auto"/>
+          <w:bottom w:val="single" w:sz="12" w:space="0" w:color="000000"/>
+          <w:right w:val="none" w:sz="0" w:space="0" w:color="auto"/>
+          <w:insideH w:val="none" w:sz="0" w:space="0" w:color="auto"/>
+          <w:insideV w:val="none" w:sz="0" w:space="0" w:color="auto"/>
+        </w:tblBorders>
         <w:tblLook w:firstRow="1" w:lastRow="0" w:firstColumn="0" w:lastColumn="0" w:noHBand="0" w:noVBand="0" w:val="0020"/>
       </w:tblPr>
       <w:tblGrid>
@@ -34244,7 +34412,11 @@
           <w:tblHeader w:val="on"/>
         </w:trPr>
         <w:tc>
-          <w:tcPr/>
+          <w:tcPr>
+            <w:tcBorders>
+              <w:bottom w:val="single" w:sz="8" w:space="0" w:color="000000"/>
+            </w:tcBorders>
+          </w:tcPr>
           <w:p>
             <w:pPr>
               <w:pStyle w:val="Compact"/>
@@ -34260,7 +34432,11 @@
           </w:p>
         </w:tc>
         <w:tc>
-          <w:tcPr/>
+          <w:tcPr>
+            <w:tcBorders>
+              <w:bottom w:val="single" w:sz="8" w:space="0" w:color="000000"/>
+            </w:tcBorders>
+          </w:tcPr>
           <w:p>
             <w:pPr>
               <w:pStyle w:val="Compact"/>
@@ -34276,7 +34452,11 @@
           </w:p>
         </w:tc>
         <w:tc>
-          <w:tcPr/>
+          <w:tcPr>
+            <w:tcBorders>
+              <w:bottom w:val="single" w:sz="8" w:space="0" w:color="000000"/>
+            </w:tcBorders>
+          </w:tcPr>
           <w:p>
             <w:pPr>
               <w:pStyle w:val="Compact"/>
@@ -34292,7 +34472,11 @@
           </w:p>
         </w:tc>
         <w:tc>
-          <w:tcPr/>
+          <w:tcPr>
+            <w:tcBorders>
+              <w:bottom w:val="single" w:sz="8" w:space="0" w:color="000000"/>
+            </w:tcBorders>
+          </w:tcPr>
           <w:p>
             <w:pPr>
               <w:pStyle w:val="Compact"/>
@@ -34308,7 +34492,11 @@
           </w:p>
         </w:tc>
         <w:tc>
-          <w:tcPr/>
+          <w:tcPr>
+            <w:tcBorders>
+              <w:bottom w:val="single" w:sz="8" w:space="0" w:color="000000"/>
+            </w:tcBorders>
+          </w:tcPr>
           <w:p>
             <w:pPr>
               <w:pStyle w:val="Compact"/>
@@ -34324,7 +34512,11 @@
           </w:p>
         </w:tc>
         <w:tc>
-          <w:tcPr/>
+          <w:tcPr>
+            <w:tcBorders>
+              <w:bottom w:val="single" w:sz="8" w:space="0" w:color="000000"/>
+            </w:tcBorders>
+          </w:tcPr>
           <w:p>
             <w:pPr>
               <w:pStyle w:val="Compact"/>
@@ -34340,7 +34532,11 @@
           </w:p>
         </w:tc>
         <w:tc>
-          <w:tcPr/>
+          <w:tcPr>
+            <w:tcBorders>
+              <w:bottom w:val="single" w:sz="8" w:space="0" w:color="000000"/>
+            </w:tcBorders>
+          </w:tcPr>
           <w:p>
             <w:pPr>
               <w:pStyle w:val="Compact"/>
@@ -34356,7 +34552,11 @@
           </w:p>
         </w:tc>
         <w:tc>
-          <w:tcPr/>
+          <w:tcPr>
+            <w:tcBorders>
+              <w:bottom w:val="single" w:sz="8" w:space="0" w:color="000000"/>
+            </w:tcBorders>
+          </w:tcPr>
           <w:p>
             <w:pPr>
               <w:pStyle w:val="Compact"/>
@@ -34372,7 +34572,11 @@
           </w:p>
         </w:tc>
         <w:tc>
-          <w:tcPr/>
+          <w:tcPr>
+            <w:tcBorders>
+              <w:bottom w:val="single" w:sz="8" w:space="0" w:color="000000"/>
+            </w:tcBorders>
+          </w:tcPr>
           <w:p>
             <w:pPr>
               <w:pStyle w:val="Compact"/>
@@ -34388,7 +34592,11 @@
           </w:p>
         </w:tc>
         <w:tc>
-          <w:tcPr/>
+          <w:tcPr>
+            <w:tcBorders>
+              <w:bottom w:val="single" w:sz="8" w:space="0" w:color="000000"/>
+            </w:tcBorders>
+          </w:tcPr>
           <w:p>
             <w:pPr>
               <w:pStyle w:val="Compact"/>
@@ -34404,7 +34612,11 @@
           </w:p>
         </w:tc>
         <w:tc>
-          <w:tcPr/>
+          <w:tcPr>
+            <w:tcBorders>
+              <w:bottom w:val="single" w:sz="8" w:space="0" w:color="000000"/>
+            </w:tcBorders>
+          </w:tcPr>
           <w:p>
             <w:pPr>
               <w:pStyle w:val="Compact"/>
@@ -34979,7 +35191,9 @@
       </w:r>
     </w:p>
     <w:p>
-      <w:pPr/>
+      <w:pPr>
+        <w:spacing w:before="0" w:after="0"/>
+      </w:pPr>
       <w:r>
         <w:rPr>
           <w:rFonts w:ascii="Times New Roman" w:hAnsi="Times New Roman" w:eastAsia="Times New Roman" w:cs="Times New Roman"/>
@@ -35566,6 +35780,7 @@
     <w:p>
       <w:pPr>
         <w:pStyle w:val="FirstParagraph"/>
+        <w:spacing w:before="0" w:after="0"/>
       </w:pPr>
       <w:r>
         <w:rPr>
@@ -35643,6 +35858,7 @@
     <w:p>
       <w:pPr>
         <w:pStyle w:val="BodyText"/>
+        <w:spacing w:before="0" w:after="0"/>
       </w:pPr>
       <w:r>
         <w:rPr>
@@ -35660,6 +35876,7 @@
     <w:p>
       <w:pPr>
         <w:pStyle w:val="BodyText"/>
+        <w:spacing w:before="0" w:after="0"/>
       </w:pPr>
       <w:r>
         <w:rPr>
@@ -35677,6 +35894,7 @@
     <w:p>
       <w:pPr>
         <w:pStyle w:val="BodyText"/>
+        <w:spacing w:before="0" w:after="0"/>
       </w:pPr>
       <w:r>
         <w:rPr>
@@ -44863,6 +45081,7 @@
     <w:p>
       <w:pPr>
         <w:pStyle w:val="BodyText"/>
+        <w:spacing w:before="0" w:after="0"/>
       </w:pPr>
       <w:r>
         <w:rPr>
@@ -44932,6 +45151,7 @@
     <w:p>
       <w:pPr>
         <w:pStyle w:val="BodyText"/>
+        <w:spacing w:before="0" w:after="0"/>
       </w:pPr>
       <w:r>
         <w:rPr>
@@ -44998,6 +45218,7 @@
     <w:p>
       <w:pPr>
         <w:pStyle w:val="BodyText"/>
+        <w:spacing w:before="0" w:after="0"/>
       </w:pPr>
       <w:r>
         <w:rPr>
@@ -45073,6 +45294,7 @@
     <w:p>
       <w:pPr>
         <w:pStyle w:val="BodyText"/>
+        <w:spacing w:before="0" w:after="0"/>
       </w:pPr>
       <w:r>
         <w:rPr>
@@ -46234,6 +46456,7 @@
     <w:p>
       <w:pPr>
         <w:pStyle w:val="BodyText"/>
+        <w:spacing w:before="0" w:after="0"/>
       </w:pPr>
       <w:r>
         <w:rPr>
@@ -46348,6 +46571,7 @@
     <w:p>
       <w:pPr>
         <w:pStyle w:val="BodyText"/>
+        <w:spacing w:before="0" w:after="0"/>
       </w:pPr>
       <w:r>
         <w:rPr>
@@ -46610,6 +46834,7 @@
     <w:p>
       <w:pPr>
         <w:pStyle w:val="BodyText"/>
+        <w:spacing w:before="0" w:after="0"/>
       </w:pPr>
       <w:r>
         <w:rPr>
@@ -46674,6 +46899,7 @@
     <w:p>
       <w:pPr>
         <w:pStyle w:val="BodyText"/>
+        <w:spacing w:before="0" w:after="0"/>
       </w:pPr>
       <w:r>
         <w:rPr>
@@ -51310,7 +51536,7 @@
     <ns0:rPr>
       <ns0:rFonts ns0:ascii="Times New Roman" ns0:cs="Times New Roman" ns0:eastAsia="SimHei" ns0:hAnsi="Times New Roman"/>
       <ns0:b/>
-      <ns0:color ns0:val="17324D"/>
+      <ns0:color ns0:val="000000"/>
       <ns0:sz ns0:val="44"/>
       <ns0:szCs ns0:val="56"/>
     </ns0:rPr>
@@ -51452,7 +51678,7 @@
     <ns0:rPr>
       <ns0:rFonts ns0:ascii="Times New Roman" ns0:cs="Times New Roman" ns0:eastAsia="SimHei" ns0:hAnsi="Times New Roman"/>
       <ns0:b/>
-      <ns0:color ns0:val="17324D"/>
+      <ns0:color ns0:val="000000"/>
       <ns0:sz ns0:val="32"/>
       <ns0:szCs ns0:val="40"/>
     </ns0:rPr>
@@ -51476,7 +51702,7 @@
     <ns0:rPr>
       <ns0:rFonts ns0:ascii="Times New Roman" ns0:cs="Times New Roman" ns0:eastAsia="SimHei" ns0:hAnsi="Times New Roman"/>
       <ns0:b/>
-      <ns0:color ns0:val="17324D"/>
+      <ns0:color ns0:val="000000"/>
       <ns0:sz ns0:val="28"/>
       <ns0:szCs ns0:val="32"/>
     </ns0:rPr>
@@ -51500,7 +51726,7 @@
     <ns0:rPr>
       <ns0:rFonts ns0:ascii="Times New Roman" ns0:cs="Times New Roman" ns0:eastAsia="SimHei" ns0:hAnsi="Times New Roman"/>
       <ns0:b/>
-      <ns0:color ns0:val="17324D"/>
+      <ns0:color ns0:val="000000"/>
       <ns0:sz ns0:val="25"/>
       <ns0:szCs ns0:val="28"/>
     </ns0:rPr>
